--- a/docx/02-ethernet-cableado/boletin-U02-packettracer.docx
+++ b/docx/02-ethernet-cableado/boletin-U02-packettracer.docx
@@ -15,9 +15,6 @@
             <w:pStyle w:val="TOCHeading"/>
           </w:pPr>
           <w:r>
-            <w:rPr>
-              <w:lang w:val="es-ES"/>
-            </w:rPr>
             <w:t xml:space="preserve">Table of Contents</w:t>
           </w:r>
         </w:p>
@@ -37,9 +34,6 @@
         <w:pStyle w:val="Heading1"/>
       </w:pPr>
       <w:r>
-        <w:rPr>
-          <w:lang w:val="es-ES"/>
-        </w:rPr>
         <w:t xml:space="preserve">Boletín UD2 — Packet Tracer</w:t>
       </w:r>
     </w:p>
@@ -50,9 +44,6 @@
         <w:pStyle w:val="Heading1"/>
       </w:pPr>
       <w:r>
-        <w:rPr>
-          <w:lang w:val="es-ES"/>
-        </w:rPr>
         <w:t xml:space="preserve">🖥️ Boletín UD2 — Packet Tracer</w:t>
       </w:r>
     </w:p>
@@ -64,72 +55,45 @@
         <w:rPr>
           <w:b/>
           <w:bCs/>
-          <w:lang w:val="es-ES"/>
         </w:rPr>
         <w:t xml:space="preserve">Variante práctica de nivel único</w:t>
       </w:r>
       <w:r>
-        <w:rPr>
-          <w:lang w:val="es-ES"/>
-        </w:rPr>
-        <w:t xml:space="preserve"> </w:t>
-      </w:r>
-      <w:r>
-        <w:rPr>
-          <w:lang w:val="es-ES"/>
-        </w:rPr>
+        <w:t xml:space="preserve"> </w:t>
+      </w:r>
+      <w:r>
         <w:t xml:space="preserve">(no es el par inicial/avanzado). Ocho micro-prácticas de baja dificultad en</w:t>
       </w:r>
       <w:r>
-        <w:rPr>
-          <w:lang w:val="es-ES"/>
-        </w:rPr>
         <w:t xml:space="preserve"> </w:t>
       </w:r>
       <w:r>
         <w:rPr>
           <w:b/>
           <w:bCs/>
-          <w:lang w:val="es-ES"/>
         </w:rPr>
         <w:t xml:space="preserve">Packet Tracer</w:t>
       </w:r>
       <w:r>
-        <w:rPr>
-          <w:lang w:val="es-ES"/>
-        </w:rPr>
-        <w:t xml:space="preserve"> </w:t>
-      </w:r>
-      <w:r>
-        <w:rPr>
-          <w:lang w:val="es-ES"/>
-        </w:rPr>
+        <w:t xml:space="preserve"> </w:t>
+      </w:r>
+      <w:r>
         <w:t xml:space="preserve">para afianzar medios, cableado, capas 1–2 y la trama Ethernet. Una o dos abres Wireshark (o el</w:t>
       </w:r>
       <w:r>
-        <w:rPr>
-          <w:lang w:val="es-ES"/>
-        </w:rPr>
         <w:t xml:space="preserve"> </w:t>
       </w:r>
       <w:r>
         <w:rPr>
           <w:i/>
           <w:iCs/>
-          <w:lang w:val="es-ES"/>
         </w:rPr>
         <w:t xml:space="preserve">Simulation mode</w:t>
       </w:r>
       <w:r>
-        <w:rPr>
-          <w:lang w:val="es-ES"/>
-        </w:rPr>
-        <w:t xml:space="preserve"> </w:t>
-      </w:r>
-      <w:r>
-        <w:rPr>
-          <w:lang w:val="es-ES"/>
-        </w:rPr>
+        <w:t xml:space="preserve"> </w:t>
+      </w:r>
+      <w:r>
         <w:t xml:space="preserve">de PT) para mirar EtherTypes y MACs. El resuelto está justo al lado: úsalo solo cuando te atasques.</w:t>
       </w:r>
     </w:p>
@@ -138,61 +102,38 @@
         <w:pStyle w:val="BlockText"/>
       </w:pPr>
       <w:r>
-        <w:rPr>
-          <w:lang w:val="es-ES"/>
-        </w:rPr>
         <w:t xml:space="preserve">🧰</w:t>
       </w:r>
       <w:r>
-        <w:rPr>
-          <w:lang w:val="es-ES"/>
-        </w:rPr>
         <w:t xml:space="preserve"> </w:t>
       </w:r>
       <w:r>
         <w:rPr>
           <w:b/>
           <w:bCs/>
-          <w:lang w:val="es-ES"/>
         </w:rPr>
         <w:t xml:space="preserve">Requisitos:</w:t>
       </w:r>
       <w:r>
-        <w:rPr>
-          <w:lang w:val="es-ES"/>
-        </w:rPr>
-        <w:t xml:space="preserve"> </w:t>
-      </w:r>
-      <w:r>
-        <w:rPr>
-          <w:lang w:val="es-ES"/>
-        </w:rPr>
+        <w:t xml:space="preserve"> </w:t>
+      </w:r>
+      <w:r>
         <w:t xml:space="preserve">Cisco Packet Tracer (cualquier versión reciente). Wireshark opcional si tu profesor lo permite; si no, usa el</w:t>
       </w:r>
       <w:r>
-        <w:rPr>
-          <w:lang w:val="es-ES"/>
-        </w:rPr>
         <w:t xml:space="preserve"> </w:t>
       </w:r>
       <w:r>
         <w:rPr>
           <w:i/>
           <w:iCs/>
-          <w:lang w:val="es-ES"/>
         </w:rPr>
         <w:t xml:space="preserve">Simulation mode</w:t>
       </w:r>
       <w:r>
-        <w:rPr>
-          <w:lang w:val="es-ES"/>
-        </w:rPr>
-        <w:t xml:space="preserve"> </w:t>
-      </w:r>
-      <w:r>
-        <w:rPr>
-          <w:lang w:val="es-ES"/>
-        </w:rPr>
+        <w:t xml:space="preserve"> </w:t>
+      </w:r>
+      <w:r>
         <w:t xml:space="preserve">de PT.</w:t>
       </w:r>
     </w:p>
@@ -209,9 +150,6 @@
         <w:pStyle w:val="Heading2"/>
       </w:pPr>
       <w:r>
-        <w:rPr>
-          <w:lang w:val="es-ES"/>
-        </w:rPr>
         <w:t xml:space="preserve">1. Primera topología: 3 PC y un switch</w:t>
       </w:r>
     </w:p>
@@ -220,226 +158,143 @@
         <w:pStyle w:val="FirstParagraph"/>
       </w:pPr>
       <w:r>
-        <w:rPr>
-          <w:lang w:val="es-ES"/>
-        </w:rPr>
         <w:t xml:space="preserve">Monta en PT</w:t>
       </w:r>
       <w:r>
-        <w:rPr>
-          <w:lang w:val="es-ES"/>
-        </w:rPr>
         <w:t xml:space="preserve"> </w:t>
       </w:r>
       <w:r>
         <w:rPr>
           <w:b/>
           <w:bCs/>
-          <w:lang w:val="es-ES"/>
         </w:rPr>
         <w:t xml:space="preserve">3 PCs</w:t>
       </w:r>
       <w:r>
-        <w:rPr>
-          <w:lang w:val="es-ES"/>
-        </w:rPr>
-        <w:t xml:space="preserve"> </w:t>
-      </w:r>
-      <w:r>
-        <w:rPr>
-          <w:lang w:val="es-ES"/>
-        </w:rPr>
+        <w:t xml:space="preserve"> </w:t>
+      </w:r>
+      <w:r>
         <w:t xml:space="preserve">(</w:t>
       </w:r>
       <w:r>
         <w:rPr>
           <w:rStyle w:val="VerbatimChar"/>
-          <w:lang w:val="es-ES"/>
         </w:rPr>
         <w:t xml:space="preserve">PC0</w:t>
       </w:r>
       <w:r>
-        <w:rPr>
-          <w:lang w:val="es-ES"/>
-        </w:rPr>
         <w:t xml:space="preserve">,</w:t>
       </w:r>
       <w:r>
-        <w:rPr>
-          <w:lang w:val="es-ES"/>
-        </w:rPr>
-        <w:t xml:space="preserve"> </w:t>
-      </w:r>
-      <w:r>
-        <w:rPr>
-          <w:rStyle w:val="VerbatimChar"/>
-          <w:lang w:val="es-ES"/>
+        <w:t xml:space="preserve"> </w:t>
+      </w:r>
+      <w:r>
+        <w:rPr>
+          <w:rStyle w:val="VerbatimChar"/>
         </w:rPr>
         <w:t xml:space="preserve">PC1</w:t>
       </w:r>
       <w:r>
-        <w:rPr>
-          <w:lang w:val="es-ES"/>
-        </w:rPr>
         <w:t xml:space="preserve">,</w:t>
       </w:r>
       <w:r>
-        <w:rPr>
-          <w:lang w:val="es-ES"/>
-        </w:rPr>
-        <w:t xml:space="preserve"> </w:t>
-      </w:r>
-      <w:r>
-        <w:rPr>
-          <w:rStyle w:val="VerbatimChar"/>
-          <w:lang w:val="es-ES"/>
+        <w:t xml:space="preserve"> </w:t>
+      </w:r>
+      <w:r>
+        <w:rPr>
+          <w:rStyle w:val="VerbatimChar"/>
         </w:rPr>
         <w:t xml:space="preserve">PC2</w:t>
       </w:r>
       <w:r>
-        <w:rPr>
-          <w:lang w:val="es-ES"/>
-        </w:rPr>
         <w:t xml:space="preserve">) conectadas a un</w:t>
       </w:r>
       <w:r>
-        <w:rPr>
-          <w:lang w:val="es-ES"/>
-        </w:rPr>
         <w:t xml:space="preserve"> </w:t>
       </w:r>
       <w:r>
         <w:rPr>
           <w:b/>
           <w:bCs/>
-          <w:lang w:val="es-ES"/>
         </w:rPr>
         <w:t xml:space="preserve">Switch0</w:t>
       </w:r>
       <w:r>
-        <w:rPr>
-          <w:lang w:val="es-ES"/>
-        </w:rPr>
         <w:t xml:space="preserve">. Usa el tipo de cable correcto (PC ↔ switch) y comprueba que los LEDs de los puertos quedan en verde. Asigna a cada PC una IP estática de la misma subred (</w:t>
       </w:r>
       <w:r>
         <w:rPr>
           <w:rStyle w:val="VerbatimChar"/>
-          <w:lang w:val="es-ES"/>
         </w:rPr>
         <w:t xml:space="preserve">192.168.1.10/24</w:t>
       </w:r>
       <w:r>
-        <w:rPr>
-          <w:lang w:val="es-ES"/>
-        </w:rPr>
         <w:t xml:space="preserve">,</w:t>
       </w:r>
       <w:r>
-        <w:rPr>
-          <w:lang w:val="es-ES"/>
-        </w:rPr>
-        <w:t xml:space="preserve"> </w:t>
-      </w:r>
-      <w:r>
-        <w:rPr>
-          <w:rStyle w:val="VerbatimChar"/>
-          <w:lang w:val="es-ES"/>
+        <w:t xml:space="preserve"> </w:t>
+      </w:r>
+      <w:r>
+        <w:rPr>
+          <w:rStyle w:val="VerbatimChar"/>
         </w:rPr>
         <w:t xml:space="preserve">.11</w:t>
       </w:r>
       <w:r>
-        <w:rPr>
-          <w:lang w:val="es-ES"/>
-        </w:rPr>
         <w:t xml:space="preserve">,</w:t>
       </w:r>
       <w:r>
-        <w:rPr>
-          <w:lang w:val="es-ES"/>
-        </w:rPr>
-        <w:t xml:space="preserve"> </w:t>
-      </w:r>
-      <w:r>
-        <w:rPr>
-          <w:rStyle w:val="VerbatimChar"/>
-          <w:lang w:val="es-ES"/>
+        <w:t xml:space="preserve"> </w:t>
+      </w:r>
+      <w:r>
+        <w:rPr>
+          <w:rStyle w:val="VerbatimChar"/>
         </w:rPr>
         <w:t xml:space="preserve">.12</w:t>
       </w:r>
       <w:r>
-        <w:rPr>
-          <w:lang w:val="es-ES"/>
-        </w:rPr>
         <w:t xml:space="preserve">) y haz</w:t>
       </w:r>
       <w:r>
-        <w:rPr>
-          <w:lang w:val="es-ES"/>
-        </w:rPr>
-        <w:t xml:space="preserve"> </w:t>
-      </w:r>
-      <w:r>
-        <w:rPr>
-          <w:rStyle w:val="VerbatimChar"/>
-          <w:lang w:val="es-ES"/>
+        <w:t xml:space="preserve"> </w:t>
+      </w:r>
+      <w:r>
+        <w:rPr>
+          <w:rStyle w:val="VerbatimChar"/>
         </w:rPr>
         <w:t xml:space="preserve">ping</w:t>
       </w:r>
       <w:r>
-        <w:rPr>
-          <w:lang w:val="es-ES"/>
-        </w:rPr>
-        <w:t xml:space="preserve"> </w:t>
-      </w:r>
-      <w:r>
-        <w:rPr>
-          <w:lang w:val="es-ES"/>
-        </w:rPr>
+        <w:t xml:space="preserve"> </w:t>
+      </w:r>
+      <w:r>
         <w:t xml:space="preserve">de</w:t>
       </w:r>
       <w:r>
-        <w:rPr>
-          <w:lang w:val="es-ES"/>
-        </w:rPr>
-        <w:t xml:space="preserve"> </w:t>
-      </w:r>
-      <w:r>
-        <w:rPr>
-          <w:rStyle w:val="VerbatimChar"/>
-          <w:lang w:val="es-ES"/>
+        <w:t xml:space="preserve"> </w:t>
+      </w:r>
+      <w:r>
+        <w:rPr>
+          <w:rStyle w:val="VerbatimChar"/>
         </w:rPr>
         <w:t xml:space="preserve">PC0</w:t>
       </w:r>
       <w:r>
-        <w:rPr>
-          <w:lang w:val="es-ES"/>
-        </w:rPr>
-        <w:t xml:space="preserve"> </w:t>
-      </w:r>
-      <w:r>
-        <w:rPr>
-          <w:lang w:val="es-ES"/>
-        </w:rPr>
+        <w:t xml:space="preserve"> </w:t>
+      </w:r>
+      <w:r>
         <w:t xml:space="preserve">a</w:t>
       </w:r>
       <w:r>
-        <w:rPr>
-          <w:lang w:val="es-ES"/>
-        </w:rPr>
-        <w:t xml:space="preserve"> </w:t>
-      </w:r>
-      <w:r>
-        <w:rPr>
-          <w:rStyle w:val="VerbatimChar"/>
-          <w:lang w:val="es-ES"/>
+        <w:t xml:space="preserve"> </w:t>
+      </w:r>
+      <w:r>
+        <w:rPr>
+          <w:rStyle w:val="VerbatimChar"/>
         </w:rPr>
         <w:t xml:space="preserve">PC2</w:t>
       </w:r>
       <w:r>
-        <w:rPr>
-          <w:lang w:val="es-ES"/>
-        </w:rPr>
         <w:t xml:space="preserve">.</w:t>
       </w:r>
     </w:p>
@@ -448,54 +303,34 @@
         <w:pStyle w:val="BlockText"/>
       </w:pPr>
       <w:r>
-        <w:rPr>
-          <w:lang w:val="es-ES"/>
-        </w:rPr>
         <w:t xml:space="preserve">💡</w:t>
       </w:r>
       <w:r>
-        <w:rPr>
-          <w:lang w:val="es-ES"/>
-        </w:rPr>
         <w:t xml:space="preserve"> </w:t>
       </w:r>
       <w:r>
         <w:rPr>
           <w:b/>
           <w:bCs/>
-          <w:lang w:val="es-ES"/>
         </w:rPr>
         <w:t xml:space="preserve">Pista:</w:t>
       </w:r>
       <w:r>
-        <w:rPr>
-          <w:lang w:val="es-ES"/>
-        </w:rPr>
-        <w:t xml:space="preserve"> </w:t>
-      </w:r>
-      <w:r>
-        <w:rPr>
-          <w:lang w:val="es-ES"/>
-        </w:rPr>
+        <w:t xml:space="preserve"> </w:t>
+      </w:r>
+      <w:r>
         <w:t xml:space="preserve">si el cable sale en rojo, revisa el tipo de medio y que el puerto del switch esté</w:t>
       </w:r>
       <w:r>
-        <w:rPr>
-          <w:lang w:val="es-ES"/>
-        </w:rPr>
-        <w:t xml:space="preserve"> </w:t>
-      </w:r>
-      <w:r>
-        <w:rPr>
-          <w:rStyle w:val="VerbatimChar"/>
-          <w:lang w:val="es-ES"/>
+        <w:t xml:space="preserve"> </w:t>
+      </w:r>
+      <w:r>
+        <w:rPr>
+          <w:rStyle w:val="VerbatimChar"/>
         </w:rPr>
         <w:t xml:space="preserve">up</w:t>
       </w:r>
       <w:r>
-        <w:rPr>
-          <w:lang w:val="es-ES"/>
-        </w:rPr>
         <w:t xml:space="preserve">.</w:t>
       </w:r>
     </w:p>
@@ -506,9 +341,6 @@
         <w:pStyle w:val="Heading2"/>
       </w:pPr>
       <w:r>
-        <w:rPr>
-          <w:lang w:val="es-ES"/>
-        </w:rPr>
         <w:t xml:space="preserve">2. PC a PC: ¿qué cable?</w:t>
       </w:r>
     </w:p>
@@ -517,22 +349,15 @@
         <w:pStyle w:val="FirstParagraph"/>
       </w:pPr>
       <w:r>
-        <w:rPr>
-          <w:lang w:val="es-ES"/>
-        </w:rPr>
         <w:t xml:space="preserve">Conecta</w:t>
       </w:r>
       <w:r>
-        <w:rPr>
-          <w:lang w:val="es-ES"/>
-        </w:rPr>
         <w:t xml:space="preserve"> </w:t>
       </w:r>
       <w:r>
         <w:rPr>
           <w:b/>
           <w:bCs/>
-          <w:lang w:val="es-ES"/>
         </w:rPr>
         <w:t xml:space="preserve">solo</w:t>
       </w:r>
@@ -540,7 +365,6 @@
         <w:rPr>
           <w:b/>
           <w:bCs/>
-          <w:lang w:val="es-ES"/>
         </w:rPr>
         <w:t xml:space="preserve"> </w:t>
       </w:r>
@@ -549,7 +373,6 @@
           <w:rStyle w:val="VerbatimChar"/>
           <w:b/>
           <w:bCs/>
-          <w:lang w:val="es-ES"/>
         </w:rPr>
         <w:t xml:space="preserve">PC0</w:t>
       </w:r>
@@ -557,7 +380,6 @@
         <w:rPr>
           <w:b/>
           <w:bCs/>
-          <w:lang w:val="es-ES"/>
         </w:rPr>
         <w:t xml:space="preserve"> </w:t>
       </w:r>
@@ -565,7 +387,6 @@
         <w:rPr>
           <w:b/>
           <w:bCs/>
-          <w:lang w:val="es-ES"/>
         </w:rPr>
         <w:t xml:space="preserve">y</w:t>
       </w:r>
@@ -573,7 +394,6 @@
         <w:rPr>
           <w:b/>
           <w:bCs/>
-          <w:lang w:val="es-ES"/>
         </w:rPr>
         <w:t xml:space="preserve"> </w:t>
       </w:r>
@@ -582,39 +402,25 @@
           <w:rStyle w:val="VerbatimChar"/>
           <w:b/>
           <w:bCs/>
-          <w:lang w:val="es-ES"/>
         </w:rPr>
         <w:t xml:space="preserve">PC1</w:t>
       </w:r>
       <w:r>
-        <w:rPr>
-          <w:lang w:val="es-ES"/>
-        </w:rPr>
-        <w:t xml:space="preserve"> </w:t>
-      </w:r>
-      <w:r>
-        <w:rPr>
-          <w:lang w:val="es-ES"/>
-        </w:rPr>
+        <w:t xml:space="preserve"> </w:t>
+      </w:r>
+      <w:r>
         <w:t xml:space="preserve">con un cable entre sus interfaces Ethernet (sin switch). Intenta un</w:t>
       </w:r>
       <w:r>
-        <w:rPr>
-          <w:lang w:val="es-ES"/>
-        </w:rPr>
-        <w:t xml:space="preserve"> </w:t>
-      </w:r>
-      <w:r>
-        <w:rPr>
-          <w:rStyle w:val="VerbatimChar"/>
-          <w:lang w:val="es-ES"/>
+        <w:t xml:space="preserve"> </w:t>
+      </w:r>
+      <w:r>
+        <w:rPr>
+          <w:rStyle w:val="VerbatimChar"/>
         </w:rPr>
         <w:t xml:space="preserve">ping</w:t>
       </w:r>
       <w:r>
-        <w:rPr>
-          <w:lang w:val="es-ES"/>
-        </w:rPr>
         <w:t xml:space="preserve">. Si no funciona, prueba con el otro tipo de cable de cobre de PT y vuelve a probar.</w:t>
       </w:r>
     </w:p>
@@ -623,35 +429,22 @@
         <w:pStyle w:val="BlockText"/>
       </w:pPr>
       <w:r>
-        <w:rPr>
-          <w:lang w:val="es-ES"/>
-        </w:rPr>
         <w:t xml:space="preserve">💡</w:t>
       </w:r>
       <w:r>
-        <w:rPr>
-          <w:lang w:val="es-ES"/>
-        </w:rPr>
         <w:t xml:space="preserve"> </w:t>
       </w:r>
       <w:r>
         <w:rPr>
           <w:b/>
           <w:bCs/>
-          <w:lang w:val="es-ES"/>
         </w:rPr>
         <w:t xml:space="preserve">Pista:</w:t>
       </w:r>
       <w:r>
-        <w:rPr>
-          <w:lang w:val="es-ES"/>
-        </w:rPr>
-        <w:t xml:space="preserve"> </w:t>
-      </w:r>
-      <w:r>
-        <w:rPr>
-          <w:lang w:val="es-ES"/>
-        </w:rPr>
+        <w:t xml:space="preserve"> </w:t>
+      </w:r>
+      <w:r>
         <w:t xml:space="preserve">recuerda la regla de la UD2 (directo vs cruzado) y mira si tu versión de PT aplica Auto-MDI-X.</w:t>
       </w:r>
     </w:p>
@@ -662,9 +455,6 @@
         <w:pStyle w:val="Heading2"/>
       </w:pPr>
       <w:r>
-        <w:rPr>
-          <w:lang w:val="es-ES"/>
-        </w:rPr>
         <w:t xml:space="preserve">3. La tabla MAC del switch</w:t>
       </w:r>
     </w:p>
@@ -673,59 +463,36 @@
         <w:pStyle w:val="FirstParagraph"/>
       </w:pPr>
       <w:r>
-        <w:rPr>
-          <w:lang w:val="es-ES"/>
-        </w:rPr>
         <w:t xml:space="preserve">Con la topología del ejercicio 1 ya funcionando, abre la CLI del</w:t>
       </w:r>
       <w:r>
-        <w:rPr>
-          <w:lang w:val="es-ES"/>
-        </w:rPr>
-        <w:t xml:space="preserve"> </w:t>
-      </w:r>
-      <w:r>
-        <w:rPr>
-          <w:rStyle w:val="VerbatimChar"/>
-          <w:lang w:val="es-ES"/>
+        <w:t xml:space="preserve"> </w:t>
+      </w:r>
+      <w:r>
+        <w:rPr>
+          <w:rStyle w:val="VerbatimChar"/>
         </w:rPr>
         <w:t xml:space="preserve">Switch0</w:t>
       </w:r>
       <w:r>
-        <w:rPr>
-          <w:lang w:val="es-ES"/>
-        </w:rPr>
-        <w:t xml:space="preserve"> </w:t>
-      </w:r>
-      <w:r>
-        <w:rPr>
-          <w:lang w:val="es-ES"/>
-        </w:rPr>
+        <w:t xml:space="preserve"> </w:t>
+      </w:r>
+      <w:r>
         <w:t xml:space="preserve">y ejecuta</w:t>
       </w:r>
       <w:r>
-        <w:rPr>
-          <w:lang w:val="es-ES"/>
-        </w:rPr>
-        <w:t xml:space="preserve"> </w:t>
-      </w:r>
-      <w:r>
-        <w:rPr>
-          <w:rStyle w:val="VerbatimChar"/>
-          <w:lang w:val="es-ES"/>
+        <w:t xml:space="preserve"> </w:t>
+      </w:r>
+      <w:r>
+        <w:rPr>
+          <w:rStyle w:val="VerbatimChar"/>
         </w:rPr>
         <w:t xml:space="preserve">show mac address-table</w:t>
       </w:r>
       <w:r>
-        <w:rPr>
-          <w:lang w:val="es-ES"/>
-        </w:rPr>
-        <w:t xml:space="preserve"> </w:t>
-      </w:r>
-      <w:r>
-        <w:rPr>
-          <w:lang w:val="es-ES"/>
-        </w:rPr>
+        <w:t xml:space="preserve"> </w:t>
+      </w:r>
+      <w:r>
         <w:t xml:space="preserve">después de haber hecho al menos un ping. Identifica en qué puerto aprendió cada MAC de las PCs.</w:t>
       </w:r>
     </w:p>
@@ -734,35 +501,22 @@
         <w:pStyle w:val="BlockText"/>
       </w:pPr>
       <w:r>
-        <w:rPr>
-          <w:lang w:val="es-ES"/>
-        </w:rPr>
         <w:t xml:space="preserve">💡</w:t>
       </w:r>
       <w:r>
-        <w:rPr>
-          <w:lang w:val="es-ES"/>
-        </w:rPr>
         <w:t xml:space="preserve"> </w:t>
       </w:r>
       <w:r>
         <w:rPr>
           <w:b/>
           <w:bCs/>
-          <w:lang w:val="es-ES"/>
         </w:rPr>
         <w:t xml:space="preserve">Pista:</w:t>
       </w:r>
       <w:r>
-        <w:rPr>
-          <w:lang w:val="es-ES"/>
-        </w:rPr>
-        <w:t xml:space="preserve"> </w:t>
-      </w:r>
-      <w:r>
-        <w:rPr>
-          <w:lang w:val="es-ES"/>
-        </w:rPr>
+        <w:t xml:space="preserve"> </w:t>
+      </w:r>
+      <w:r>
         <w:t xml:space="preserve">si la tabla sale vacía, haz un ping y vuelve a ejecutar el comando.</w:t>
       </w:r>
     </w:p>
@@ -773,9 +527,6 @@
         <w:pStyle w:val="Heading2"/>
       </w:pPr>
       <w:r>
-        <w:rPr>
-          <w:lang w:val="es-ES"/>
-        </w:rPr>
         <w:t xml:space="preserve">4. Fallo de capa 1 a propósito</w:t>
       </w:r>
     </w:p>
@@ -784,172 +535,105 @@
         <w:pStyle w:val="FirstParagraph"/>
       </w:pPr>
       <w:r>
-        <w:rPr>
-          <w:lang w:val="es-ES"/>
-        </w:rPr>
         <w:t xml:space="preserve">Desconecta (o apaga la interfaz de) el cable entre</w:t>
       </w:r>
       <w:r>
-        <w:rPr>
-          <w:lang w:val="es-ES"/>
-        </w:rPr>
-        <w:t xml:space="preserve"> </w:t>
-      </w:r>
-      <w:r>
-        <w:rPr>
-          <w:rStyle w:val="VerbatimChar"/>
-          <w:lang w:val="es-ES"/>
+        <w:t xml:space="preserve"> </w:t>
+      </w:r>
+      <w:r>
+        <w:rPr>
+          <w:rStyle w:val="VerbatimChar"/>
         </w:rPr>
         <w:t xml:space="preserve">PC0</w:t>
       </w:r>
       <w:r>
-        <w:rPr>
-          <w:lang w:val="es-ES"/>
-        </w:rPr>
-        <w:t xml:space="preserve"> </w:t>
-      </w:r>
-      <w:r>
-        <w:rPr>
-          <w:lang w:val="es-ES"/>
-        </w:rPr>
+        <w:t xml:space="preserve"> </w:t>
+      </w:r>
+      <w:r>
         <w:t xml:space="preserve">y el switch. Intenta un</w:t>
       </w:r>
       <w:r>
-        <w:rPr>
-          <w:lang w:val="es-ES"/>
-        </w:rPr>
-        <w:t xml:space="preserve"> </w:t>
-      </w:r>
-      <w:r>
-        <w:rPr>
-          <w:rStyle w:val="VerbatimChar"/>
-          <w:lang w:val="es-ES"/>
+        <w:t xml:space="preserve"> </w:t>
+      </w:r>
+      <w:r>
+        <w:rPr>
+          <w:rStyle w:val="VerbatimChar"/>
         </w:rPr>
         <w:t xml:space="preserve">ping</w:t>
       </w:r>
       <w:r>
-        <w:rPr>
-          <w:lang w:val="es-ES"/>
-        </w:rPr>
-        <w:t xml:space="preserve"> </w:t>
-      </w:r>
-      <w:r>
-        <w:rPr>
-          <w:lang w:val="es-ES"/>
-        </w:rPr>
+        <w:t xml:space="preserve"> </w:t>
+      </w:r>
+      <w:r>
         <w:t xml:space="preserve">de</w:t>
       </w:r>
       <w:r>
-        <w:rPr>
-          <w:lang w:val="es-ES"/>
-        </w:rPr>
-        <w:t xml:space="preserve"> </w:t>
-      </w:r>
-      <w:r>
-        <w:rPr>
-          <w:rStyle w:val="VerbatimChar"/>
-          <w:lang w:val="es-ES"/>
+        <w:t xml:space="preserve"> </w:t>
+      </w:r>
+      <w:r>
+        <w:rPr>
+          <w:rStyle w:val="VerbatimChar"/>
         </w:rPr>
         <w:t xml:space="preserve">PC1</w:t>
       </w:r>
       <w:r>
-        <w:rPr>
-          <w:lang w:val="es-ES"/>
-        </w:rPr>
-        <w:t xml:space="preserve"> </w:t>
-      </w:r>
-      <w:r>
-        <w:rPr>
-          <w:lang w:val="es-ES"/>
-        </w:rPr>
+        <w:t xml:space="preserve"> </w:t>
+      </w:r>
+      <w:r>
         <w:t xml:space="preserve">a</w:t>
       </w:r>
       <w:r>
-        <w:rPr>
-          <w:lang w:val="es-ES"/>
-        </w:rPr>
-        <w:t xml:space="preserve"> </w:t>
-      </w:r>
-      <w:r>
-        <w:rPr>
-          <w:rStyle w:val="VerbatimChar"/>
-          <w:lang w:val="es-ES"/>
+        <w:t xml:space="preserve"> </w:t>
+      </w:r>
+      <w:r>
+        <w:rPr>
+          <w:rStyle w:val="VerbatimChar"/>
         </w:rPr>
         <w:t xml:space="preserve">PC2</w:t>
       </w:r>
       <w:r>
-        <w:rPr>
-          <w:lang w:val="es-ES"/>
-        </w:rPr>
-        <w:t xml:space="preserve"> </w:t>
-      </w:r>
-      <w:r>
-        <w:rPr>
-          <w:lang w:val="es-ES"/>
-        </w:rPr>
+        <w:t xml:space="preserve"> </w:t>
+      </w:r>
+      <w:r>
         <w:t xml:space="preserve">(que no dependen del cable de</w:t>
       </w:r>
       <w:r>
-        <w:rPr>
-          <w:lang w:val="es-ES"/>
-        </w:rPr>
-        <w:t xml:space="preserve"> </w:t>
-      </w:r>
-      <w:r>
-        <w:rPr>
-          <w:rStyle w:val="VerbatimChar"/>
-          <w:lang w:val="es-ES"/>
+        <w:t xml:space="preserve"> </w:t>
+      </w:r>
+      <w:r>
+        <w:rPr>
+          <w:rStyle w:val="VerbatimChar"/>
         </w:rPr>
         <w:t xml:space="preserve">PC0</w:t>
       </w:r>
       <w:r>
-        <w:rPr>
-          <w:lang w:val="es-ES"/>
-        </w:rPr>
         <w:t xml:space="preserve">) y luego de</w:t>
       </w:r>
       <w:r>
-        <w:rPr>
-          <w:lang w:val="es-ES"/>
-        </w:rPr>
-        <w:t xml:space="preserve"> </w:t>
-      </w:r>
-      <w:r>
-        <w:rPr>
-          <w:rStyle w:val="VerbatimChar"/>
-          <w:lang w:val="es-ES"/>
+        <w:t xml:space="preserve"> </w:t>
+      </w:r>
+      <w:r>
+        <w:rPr>
+          <w:rStyle w:val="VerbatimChar"/>
         </w:rPr>
         <w:t xml:space="preserve">PC0</w:t>
       </w:r>
       <w:r>
-        <w:rPr>
-          <w:lang w:val="es-ES"/>
-        </w:rPr>
-        <w:t xml:space="preserve"> </w:t>
-      </w:r>
-      <w:r>
-        <w:rPr>
-          <w:lang w:val="es-ES"/>
-        </w:rPr>
+        <w:t xml:space="preserve"> </w:t>
+      </w:r>
+      <w:r>
         <w:t xml:space="preserve">a</w:t>
       </w:r>
       <w:r>
-        <w:rPr>
-          <w:lang w:val="es-ES"/>
-        </w:rPr>
-        <w:t xml:space="preserve"> </w:t>
-      </w:r>
-      <w:r>
-        <w:rPr>
-          <w:rStyle w:val="VerbatimChar"/>
-          <w:lang w:val="es-ES"/>
+        <w:t xml:space="preserve"> </w:t>
+      </w:r>
+      <w:r>
+        <w:rPr>
+          <w:rStyle w:val="VerbatimChar"/>
         </w:rPr>
         <w:t xml:space="preserve">PC1</w:t>
       </w:r>
       <w:r>
-        <w:rPr>
-          <w:lang w:val="es-ES"/>
-        </w:rPr>
         <w:t xml:space="preserve">. Anota qué falla y en qué capa OSI lo situarías.</w:t>
       </w:r>
     </w:p>
@@ -958,35 +642,22 @@
         <w:pStyle w:val="BlockText"/>
       </w:pPr>
       <w:r>
-        <w:rPr>
-          <w:lang w:val="es-ES"/>
-        </w:rPr>
         <w:t xml:space="preserve">💡</w:t>
       </w:r>
       <w:r>
-        <w:rPr>
-          <w:lang w:val="es-ES"/>
-        </w:rPr>
         <w:t xml:space="preserve"> </w:t>
       </w:r>
       <w:r>
         <w:rPr>
           <w:b/>
           <w:bCs/>
-          <w:lang w:val="es-ES"/>
         </w:rPr>
         <w:t xml:space="preserve">Pista:</w:t>
       </w:r>
       <w:r>
-        <w:rPr>
-          <w:lang w:val="es-ES"/>
-        </w:rPr>
-        <w:t xml:space="preserve"> </w:t>
-      </w:r>
-      <w:r>
-        <w:rPr>
-          <w:lang w:val="es-ES"/>
-        </w:rPr>
+        <w:t xml:space="preserve"> </w:t>
+      </w:r>
+      <w:r>
         <w:t xml:space="preserve">¿se pierde solo el host desconectado o toda la topología?</w:t>
       </w:r>
     </w:p>
@@ -997,9 +668,6 @@
         <w:pStyle w:val="Heading2"/>
       </w:pPr>
       <w:r>
-        <w:rPr>
-          <w:lang w:val="es-ES"/>
-        </w:rPr>
         <w:t xml:space="preserve">5. Modo Simulation: sigue la trama</w:t>
       </w:r>
     </w:p>
@@ -1008,110 +676,67 @@
         <w:pStyle w:val="FirstParagraph"/>
       </w:pPr>
       <w:r>
-        <w:rPr>
-          <w:lang w:val="es-ES"/>
-        </w:rPr>
         <w:t xml:space="preserve">En la topología del ejercicio 1, activa el</w:t>
       </w:r>
       <w:r>
-        <w:rPr>
-          <w:lang w:val="es-ES"/>
-        </w:rPr>
         <w:t xml:space="preserve"> </w:t>
       </w:r>
       <w:r>
         <w:rPr>
           <w:b/>
           <w:bCs/>
-          <w:lang w:val="es-ES"/>
         </w:rPr>
         <w:t xml:space="preserve">Simulation mode</w:t>
       </w:r>
       <w:r>
-        <w:rPr>
-          <w:lang w:val="es-ES"/>
-        </w:rPr>
-        <w:t xml:space="preserve"> </w:t>
-      </w:r>
-      <w:r>
-        <w:rPr>
-          <w:lang w:val="es-ES"/>
-        </w:rPr>
+        <w:t xml:space="preserve"> </w:t>
+      </w:r>
+      <w:r>
         <w:t xml:space="preserve">(junto al timer), lanza un</w:t>
       </w:r>
       <w:r>
-        <w:rPr>
-          <w:lang w:val="es-ES"/>
-        </w:rPr>
-        <w:t xml:space="preserve"> </w:t>
-      </w:r>
-      <w:r>
-        <w:rPr>
-          <w:rStyle w:val="VerbatimChar"/>
-          <w:lang w:val="es-ES"/>
+        <w:t xml:space="preserve"> </w:t>
+      </w:r>
+      <w:r>
+        <w:rPr>
+          <w:rStyle w:val="VerbatimChar"/>
         </w:rPr>
         <w:t xml:space="preserve">ping</w:t>
       </w:r>
       <w:r>
-        <w:rPr>
-          <w:lang w:val="es-ES"/>
-        </w:rPr>
-        <w:t xml:space="preserve"> </w:t>
-      </w:r>
-      <w:r>
-        <w:rPr>
-          <w:lang w:val="es-ES"/>
-        </w:rPr>
+        <w:t xml:space="preserve"> </w:t>
+      </w:r>
+      <w:r>
         <w:t xml:space="preserve">de</w:t>
       </w:r>
       <w:r>
-        <w:rPr>
-          <w:lang w:val="es-ES"/>
-        </w:rPr>
-        <w:t xml:space="preserve"> </w:t>
-      </w:r>
-      <w:r>
-        <w:rPr>
-          <w:rStyle w:val="VerbatimChar"/>
-          <w:lang w:val="es-ES"/>
+        <w:t xml:space="preserve"> </w:t>
+      </w:r>
+      <w:r>
+        <w:rPr>
+          <w:rStyle w:val="VerbatimChar"/>
         </w:rPr>
         <w:t xml:space="preserve">PC0</w:t>
       </w:r>
       <w:r>
-        <w:rPr>
-          <w:lang w:val="es-ES"/>
-        </w:rPr>
-        <w:t xml:space="preserve"> </w:t>
-      </w:r>
-      <w:r>
-        <w:rPr>
-          <w:lang w:val="es-ES"/>
-        </w:rPr>
+        <w:t xml:space="preserve"> </w:t>
+      </w:r>
+      <w:r>
         <w:t xml:space="preserve">a</w:t>
       </w:r>
       <w:r>
-        <w:rPr>
-          <w:lang w:val="es-ES"/>
-        </w:rPr>
-        <w:t xml:space="preserve"> </w:t>
-      </w:r>
-      <w:r>
-        <w:rPr>
-          <w:rStyle w:val="VerbatimChar"/>
-          <w:lang w:val="es-ES"/>
+        <w:t xml:space="preserve"> </w:t>
+      </w:r>
+      <w:r>
+        <w:rPr>
+          <w:rStyle w:val="VerbatimChar"/>
         </w:rPr>
         <w:t xml:space="preserve">PC1</w:t>
       </w:r>
       <w:r>
-        <w:rPr>
-          <w:lang w:val="es-ES"/>
-        </w:rPr>
-        <w:t xml:space="preserve"> </w:t>
-      </w:r>
-      <w:r>
-        <w:rPr>
-          <w:lang w:val="es-ES"/>
-        </w:rPr>
+        <w:t xml:space="preserve"> </w:t>
+      </w:r>
+      <w:r>
         <w:t xml:space="preserve">y observa los pasos del paquete: switch, tablas, siguiente salto. Para en cada evento y comprueba de qué protocolo se trata (ICMP).</w:t>
       </w:r>
     </w:p>
@@ -1120,49 +745,32 @@
         <w:pStyle w:val="BlockText"/>
       </w:pPr>
       <w:r>
-        <w:rPr>
-          <w:lang w:val="es-ES"/>
-        </w:rPr>
         <w:t xml:space="preserve">💡</w:t>
       </w:r>
       <w:r>
-        <w:rPr>
-          <w:lang w:val="es-ES"/>
-        </w:rPr>
         <w:t xml:space="preserve"> </w:t>
       </w:r>
       <w:r>
         <w:rPr>
           <w:b/>
           <w:bCs/>
-          <w:lang w:val="es-ES"/>
         </w:rPr>
         <w:t xml:space="preserve">Pista:</w:t>
       </w:r>
       <w:r>
-        <w:rPr>
-          <w:lang w:val="es-ES"/>
-        </w:rPr>
-        <w:t xml:space="preserve"> </w:t>
-      </w:r>
-      <w:r>
-        <w:rPr>
-          <w:lang w:val="es-ES"/>
-        </w:rPr>
+        <w:t xml:space="preserve"> </w:t>
+      </w:r>
+      <w:r>
         <w:t xml:space="preserve">abre el sobre (</w:t>
       </w:r>
       <w:r>
         <w:rPr>
           <w:i/>
           <w:iCs/>
-          <w:lang w:val="es-ES"/>
         </w:rPr>
         <w:t xml:space="preserve">envelope</w:t>
       </w:r>
       <w:r>
-        <w:rPr>
-          <w:lang w:val="es-ES"/>
-        </w:rPr>
         <w:t xml:space="preserve">) de cada evento y mira la capa Ethernet: ¿qué direcciones MAC ven en cada salto?</w:t>
       </w:r>
     </w:p>
@@ -1173,9 +781,6 @@
         <w:pStyle w:val="Heading2"/>
       </w:pPr>
       <w:r>
-        <w:rPr>
-          <w:lang w:val="es-ES"/>
-        </w:rPr>
         <w:t xml:space="preserve">6. Wireshark: EtherType de un ping</w:t>
       </w:r>
     </w:p>
@@ -1184,119 +789,75 @@
         <w:pStyle w:val="FirstParagraph"/>
       </w:pPr>
       <w:r>
-        <w:rPr>
-          <w:lang w:val="es-ES"/>
-        </w:rPr>
         <w:t xml:space="preserve">Captura tráfico en la interfaz de una PC (o exporta la captura de PT) mientras haces un</w:t>
       </w:r>
       <w:r>
-        <w:rPr>
-          <w:lang w:val="es-ES"/>
-        </w:rPr>
-        <w:t xml:space="preserve"> </w:t>
-      </w:r>
-      <w:r>
-        <w:rPr>
-          <w:rStyle w:val="VerbatimChar"/>
-          <w:lang w:val="es-ES"/>
+        <w:t xml:space="preserve"> </w:t>
+      </w:r>
+      <w:r>
+        <w:rPr>
+          <w:rStyle w:val="VerbatimChar"/>
         </w:rPr>
         <w:t xml:space="preserve">ping 192.168.1.11</w:t>
       </w:r>
       <w:r>
-        <w:rPr>
-          <w:lang w:val="es-ES"/>
-        </w:rPr>
         <w:t xml:space="preserve">. Filtra por ICMP y abre una trama Ethernet: identifica</w:t>
       </w:r>
       <w:r>
-        <w:rPr>
-          <w:lang w:val="es-ES"/>
-        </w:rPr>
         <w:t xml:space="preserve"> </w:t>
       </w:r>
       <w:r>
         <w:rPr>
           <w:b/>
           <w:bCs/>
-          <w:lang w:val="es-ES"/>
         </w:rPr>
         <w:t xml:space="preserve">MAC origen</w:t>
       </w:r>
       <w:r>
-        <w:rPr>
-          <w:lang w:val="es-ES"/>
-        </w:rPr>
         <w:t xml:space="preserve">,</w:t>
       </w:r>
       <w:r>
-        <w:rPr>
-          <w:lang w:val="es-ES"/>
-        </w:rPr>
         <w:t xml:space="preserve"> </w:t>
       </w:r>
       <w:r>
         <w:rPr>
           <w:b/>
           <w:bCs/>
-          <w:lang w:val="es-ES"/>
         </w:rPr>
         <w:t xml:space="preserve">MAC destino</w:t>
       </w:r>
       <w:r>
-        <w:rPr>
-          <w:lang w:val="es-ES"/>
-        </w:rPr>
-        <w:t xml:space="preserve"> </w:t>
-      </w:r>
-      <w:r>
-        <w:rPr>
-          <w:lang w:val="es-ES"/>
-        </w:rPr>
+        <w:t xml:space="preserve"> </w:t>
+      </w:r>
+      <w:r>
         <w:t xml:space="preserve">y el campo</w:t>
       </w:r>
       <w:r>
-        <w:rPr>
-          <w:lang w:val="es-ES"/>
-        </w:rPr>
         <w:t xml:space="preserve"> </w:t>
       </w:r>
       <w:r>
         <w:rPr>
           <w:b/>
           <w:bCs/>
-          <w:lang w:val="es-ES"/>
         </w:rPr>
         <w:t xml:space="preserve">EtherType</w:t>
       </w:r>
       <w:r>
-        <w:rPr>
-          <w:lang w:val="es-ES"/>
-        </w:rPr>
-        <w:t xml:space="preserve"> </w:t>
-      </w:r>
-      <w:r>
-        <w:rPr>
-          <w:lang w:val="es-ES"/>
-        </w:rPr>
+        <w:t xml:space="preserve"> </w:t>
+      </w:r>
+      <w:r>
         <w:t xml:space="preserve">(</w:t>
       </w:r>
       <w:r>
         <w:rPr>
           <w:rStyle w:val="VerbatimChar"/>
-          <w:lang w:val="es-ES"/>
         </w:rPr>
         <w:t xml:space="preserve">0x0800</w:t>
       </w:r>
       <w:r>
-        <w:rPr>
-          <w:lang w:val="es-ES"/>
-        </w:rPr>
-        <w:t xml:space="preserve"> </w:t>
-      </w:r>
-      <w:r>
-        <w:rPr>
-          <w:lang w:val="es-ES"/>
-        </w:rPr>
+        <w:t xml:space="preserve"> </w:t>
+      </w:r>
+      <w:r>
         <w:t xml:space="preserve">= IPv4).</w:t>
       </w:r>
     </w:p>
@@ -1305,87 +866,54 @@
         <w:pStyle w:val="BlockText"/>
       </w:pPr>
       <w:r>
-        <w:rPr>
-          <w:lang w:val="es-ES"/>
-        </w:rPr>
         <w:t xml:space="preserve">💡</w:t>
       </w:r>
       <w:r>
-        <w:rPr>
-          <w:lang w:val="es-ES"/>
-        </w:rPr>
         <w:t xml:space="preserve"> </w:t>
       </w:r>
       <w:r>
         <w:rPr>
           <w:b/>
           <w:bCs/>
-          <w:lang w:val="es-ES"/>
         </w:rPr>
         <w:t xml:space="preserve">Pista:</w:t>
       </w:r>
       <w:r>
-        <w:rPr>
-          <w:lang w:val="es-ES"/>
-        </w:rPr>
-        <w:t xml:space="preserve"> </w:t>
-      </w:r>
-      <w:r>
-        <w:rPr>
-          <w:lang w:val="es-ES"/>
-        </w:rPr>
+        <w:t xml:space="preserve"> </w:t>
+      </w:r>
+      <w:r>
         <w:t xml:space="preserve">si no ves Wireshark, en PT:</w:t>
       </w:r>
       <w:r>
-        <w:rPr>
-          <w:lang w:val="es-ES"/>
-        </w:rPr>
         <w:t xml:space="preserve"> </w:t>
       </w:r>
       <w:r>
         <w:rPr>
           <w:i/>
           <w:iCs/>
-          <w:lang w:val="es-ES"/>
         </w:rPr>
         <w:t xml:space="preserve">Add Complex → Add Simple PDU</w:t>
       </w:r>
       <w:r>
-        <w:rPr>
-          <w:lang w:val="es-ES"/>
-        </w:rPr>
-        <w:t xml:space="preserve"> </w:t>
-      </w:r>
-      <w:r>
-        <w:rPr>
-          <w:lang w:val="es-ES"/>
-        </w:rPr>
+        <w:t xml:space="preserve"> </w:t>
+      </w:r>
+      <w:r>
         <w:t xml:space="preserve">o la pestaña</w:t>
       </w:r>
       <w:r>
-        <w:rPr>
-          <w:lang w:val="es-ES"/>
-        </w:rPr>
         <w:t xml:space="preserve"> </w:t>
       </w:r>
       <w:r>
         <w:rPr>
           <w:i/>
           <w:iCs/>
-          <w:lang w:val="es-ES"/>
         </w:rPr>
         <w:t xml:space="preserve">Simulation</w:t>
       </w:r>
       <w:r>
-        <w:rPr>
-          <w:lang w:val="es-ES"/>
-        </w:rPr>
-        <w:t xml:space="preserve"> </w:t>
-      </w:r>
-      <w:r>
-        <w:rPr>
-          <w:lang w:val="es-ES"/>
-        </w:rPr>
+        <w:t xml:space="preserve"> </w:t>
+      </w:r>
+      <w:r>
         <w:t xml:space="preserve">con detalle de capas.</w:t>
       </w:r>
     </w:p>
@@ -1396,9 +924,6 @@
         <w:pStyle w:val="Heading2"/>
       </w:pPr>
       <w:r>
-        <w:rPr>
-          <w:lang w:val="es-ES"/>
-        </w:rPr>
         <w:t xml:space="preserve">7. Wireshark: ¿dónde está el ARP?</w:t>
       </w:r>
     </w:p>
@@ -1407,73 +932,46 @@
         <w:pStyle w:val="FirstParagraph"/>
       </w:pPr>
       <w:r>
-        <w:rPr>
-          <w:lang w:val="es-ES"/>
-        </w:rPr>
         <w:t xml:space="preserve">En la misma captura del ejercicio 6, localiza los mensajes</w:t>
       </w:r>
       <w:r>
-        <w:rPr>
-          <w:lang w:val="es-ES"/>
-        </w:rPr>
         <w:t xml:space="preserve"> </w:t>
       </w:r>
       <w:r>
         <w:rPr>
           <w:b/>
           <w:bCs/>
-          <w:lang w:val="es-ES"/>
         </w:rPr>
         <w:t xml:space="preserve">ARP</w:t>
       </w:r>
       <w:r>
-        <w:rPr>
-          <w:lang w:val="es-ES"/>
-        </w:rPr>
-        <w:t xml:space="preserve"> </w:t>
-      </w:r>
-      <w:r>
-        <w:rPr>
-          <w:lang w:val="es-ES"/>
-        </w:rPr>
+        <w:t xml:space="preserve"> </w:t>
+      </w:r>
+      <w:r>
         <w:t xml:space="preserve">(EtherType</w:t>
       </w:r>
       <w:r>
-        <w:rPr>
-          <w:lang w:val="es-ES"/>
-        </w:rPr>
-        <w:t xml:space="preserve"> </w:t>
-      </w:r>
-      <w:r>
-        <w:rPr>
-          <w:rStyle w:val="VerbatimChar"/>
-          <w:lang w:val="es-ES"/>
+        <w:t xml:space="preserve"> </w:t>
+      </w:r>
+      <w:r>
+        <w:rPr>
+          <w:rStyle w:val="VerbatimChar"/>
         </w:rPr>
         <w:t xml:space="preserve">0x0806</w:t>
       </w:r>
       <w:r>
-        <w:rPr>
-          <w:lang w:val="es-ES"/>
-        </w:rPr>
         <w:t xml:space="preserve">) que se disparan justo antes del primer</w:t>
       </w:r>
       <w:r>
-        <w:rPr>
-          <w:lang w:val="es-ES"/>
-        </w:rPr>
-        <w:t xml:space="preserve"> </w:t>
-      </w:r>
-      <w:r>
-        <w:rPr>
-          <w:rStyle w:val="VerbatimChar"/>
-          <w:lang w:val="es-ES"/>
+        <w:t xml:space="preserve"> </w:t>
+      </w:r>
+      <w:r>
+        <w:rPr>
+          <w:rStyle w:val="VerbatimChar"/>
         </w:rPr>
         <w:t xml:space="preserve">ping</w:t>
       </w:r>
       <w:r>
-        <w:rPr>
-          <w:lang w:val="es-ES"/>
-        </w:rPr>
         <w:t xml:space="preserve">. Compara la pregunta ARP con la respuesta: ¿qué información se intercambia?</w:t>
       </w:r>
     </w:p>
@@ -1482,35 +980,22 @@
         <w:pStyle w:val="BlockText"/>
       </w:pPr>
       <w:r>
-        <w:rPr>
-          <w:lang w:val="es-ES"/>
-        </w:rPr>
         <w:t xml:space="preserve">💡</w:t>
       </w:r>
       <w:r>
-        <w:rPr>
-          <w:lang w:val="es-ES"/>
-        </w:rPr>
         <w:t xml:space="preserve"> </w:t>
       </w:r>
       <w:r>
         <w:rPr>
           <w:b/>
           <w:bCs/>
-          <w:lang w:val="es-ES"/>
         </w:rPr>
         <w:t xml:space="preserve">Pista:</w:t>
       </w:r>
       <w:r>
-        <w:rPr>
-          <w:lang w:val="es-ES"/>
-        </w:rPr>
-        <w:t xml:space="preserve"> </w:t>
-      </w:r>
-      <w:r>
-        <w:rPr>
-          <w:lang w:val="es-ES"/>
-        </w:rPr>
+        <w:t xml:space="preserve"> </w:t>
+      </w:r>
+      <w:r>
         <w:t xml:space="preserve">si el ping al principio falla una vez y luego va, suele ser el ARP resolviéndose.</w:t>
       </w:r>
     </w:p>
@@ -1521,9 +1006,6 @@
         <w:pStyle w:val="Heading2"/>
       </w:pPr>
       <w:r>
-        <w:rPr>
-          <w:lang w:val="es-ES"/>
-        </w:rPr>
         <w:t xml:space="preserve">8. Hub o switch: dominio de colisión</w:t>
       </w:r>
     </w:p>
@@ -1532,75 +1014,48 @@
         <w:pStyle w:val="FirstParagraph"/>
       </w:pPr>
       <w:r>
-        <w:rPr>
-          <w:lang w:val="es-ES"/>
-        </w:rPr>
         <w:t xml:space="preserve">Monta dos mini-topologías en paralelo: (A) 3 PCs +</w:t>
       </w:r>
       <w:r>
-        <w:rPr>
-          <w:lang w:val="es-ES"/>
-        </w:rPr>
         <w:t xml:space="preserve"> </w:t>
       </w:r>
       <w:r>
         <w:rPr>
           <w:b/>
           <w:bCs/>
-          <w:lang w:val="es-ES"/>
         </w:rPr>
         <w:t xml:space="preserve">hub</w:t>
       </w:r>
       <w:r>
-        <w:rPr>
-          <w:lang w:val="es-ES"/>
-        </w:rPr>
         <w:t xml:space="preserve">; (B) 3 PCs +</w:t>
       </w:r>
       <w:r>
-        <w:rPr>
-          <w:lang w:val="es-ES"/>
-        </w:rPr>
         <w:t xml:space="preserve"> </w:t>
       </w:r>
       <w:r>
         <w:rPr>
           <w:b/>
           <w:bCs/>
-          <w:lang w:val="es-ES"/>
         </w:rPr>
         <w:t xml:space="preserve">switch</w:t>
       </w:r>
       <w:r>
-        <w:rPr>
-          <w:lang w:val="es-ES"/>
-        </w:rPr>
         <w:t xml:space="preserve">. Desde una PC, observa el tráfico en</w:t>
       </w:r>
       <w:r>
-        <w:rPr>
-          <w:lang w:val="es-ES"/>
-        </w:rPr>
         <w:t xml:space="preserve"> </w:t>
       </w:r>
       <w:r>
         <w:rPr>
           <w:i/>
           <w:iCs/>
-          <w:lang w:val="es-ES"/>
         </w:rPr>
         <w:t xml:space="preserve">Simulation mode</w:t>
       </w:r>
       <w:r>
-        <w:rPr>
-          <w:lang w:val="es-ES"/>
-        </w:rPr>
-        <w:t xml:space="preserve"> </w:t>
-      </w:r>
-      <w:r>
-        <w:rPr>
-          <w:lang w:val="es-ES"/>
-        </w:rPr>
+        <w:t xml:space="preserve"> </w:t>
+      </w:r>
+      <w:r>
         <w:t xml:space="preserve">o con captura: ¿a quién llegan las tramas en cada caso? Resume la diferencia en una frase.</w:t>
       </w:r>
     </w:p>
@@ -1609,35 +1064,22 @@
         <w:pStyle w:val="BlockText"/>
       </w:pPr>
       <w:r>
-        <w:rPr>
-          <w:lang w:val="es-ES"/>
-        </w:rPr>
         <w:t xml:space="preserve">💡</w:t>
       </w:r>
       <w:r>
-        <w:rPr>
-          <w:lang w:val="es-ES"/>
-        </w:rPr>
         <w:t xml:space="preserve"> </w:t>
       </w:r>
       <w:r>
         <w:rPr>
           <w:b/>
           <w:bCs/>
-          <w:lang w:val="es-ES"/>
         </w:rPr>
         <w:t xml:space="preserve">Pista:</w:t>
       </w:r>
       <w:r>
-        <w:rPr>
-          <w:lang w:val="es-ES"/>
-        </w:rPr>
-        <w:t xml:space="preserve"> </w:t>
-      </w:r>
-      <w:r>
-        <w:rPr>
-          <w:lang w:val="es-ES"/>
-        </w:rPr>
+        <w:t xml:space="preserve"> </w:t>
+      </w:r>
+      <w:r>
         <w:t xml:space="preserve">relaciona el resultado con los dominios de colisión y de broadcast de la UD2.</w:t>
       </w:r>
     </w:p>
@@ -1655,9 +1097,6 @@
         <w:pStyle w:val="Heading2"/>
       </w:pPr>
       <w:r>
-        <w:rPr>
-          <w:lang w:val="es-ES"/>
-        </w:rPr>
         <w:t xml:space="preserve">📋 Criterios de esta práctica</w:t>
       </w:r>
     </w:p>
@@ -1683,9 +1122,6 @@
               <w:pStyle w:val="Compact"/>
             </w:pPr>
             <w:r>
-              <w:rPr>
-                <w:lang w:val="es-ES"/>
-              </w:rPr>
               <w:t xml:space="preserve">Ejercicio</w:t>
             </w:r>
           </w:p>
@@ -1697,9 +1133,6 @@
               <w:pStyle w:val="Compact"/>
             </w:pPr>
             <w:r>
-              <w:rPr>
-                <w:lang w:val="es-ES"/>
-              </w:rPr>
               <w:t xml:space="preserve">Concepto UD2</w:t>
             </w:r>
           </w:p>
@@ -1711,9 +1144,6 @@
               <w:pStyle w:val="Compact"/>
             </w:pPr>
             <w:r>
-              <w:rPr>
-                <w:lang w:val="es-ES"/>
-              </w:rPr>
               <w:t xml:space="preserve">Capa</w:t>
             </w:r>
           </w:p>
@@ -1727,9 +1157,6 @@
               <w:pStyle w:val="Compact"/>
             </w:pPr>
             <w:r>
-              <w:rPr>
-                <w:lang w:val="es-ES"/>
-              </w:rPr>
               <w:t xml:space="preserve">1–2</w:t>
             </w:r>
           </w:p>
@@ -1741,9 +1168,6 @@
               <w:pStyle w:val="Compact"/>
             </w:pPr>
             <w:r>
-              <w:rPr>
-                <w:lang w:val="es-ES"/>
-              </w:rPr>
               <w:t xml:space="preserve">Cables directo/cruzado, montaje</w:t>
             </w:r>
           </w:p>
@@ -1755,9 +1179,6 @@
               <w:pStyle w:val="Compact"/>
             </w:pPr>
             <w:r>
-              <w:rPr>
-                <w:lang w:val="es-ES"/>
-              </w:rPr>
               <w:t xml:space="preserve">1</w:t>
             </w:r>
           </w:p>
@@ -1771,9 +1192,6 @@
               <w:pStyle w:val="Compact"/>
             </w:pPr>
             <w:r>
-              <w:rPr>
-                <w:lang w:val="es-ES"/>
-              </w:rPr>
               <w:t xml:space="preserve">3</w:t>
             </w:r>
           </w:p>
@@ -1785,9 +1203,6 @@
               <w:pStyle w:val="Compact"/>
             </w:pPr>
             <w:r>
-              <w:rPr>
-                <w:lang w:val="es-ES"/>
-              </w:rPr>
               <w:t xml:space="preserve">Tabla MAC, switches</w:t>
             </w:r>
           </w:p>
@@ -1799,9 +1214,6 @@
               <w:pStyle w:val="Compact"/>
             </w:pPr>
             <w:r>
-              <w:rPr>
-                <w:lang w:val="es-ES"/>
-              </w:rPr>
               <w:t xml:space="preserve">2</w:t>
             </w:r>
           </w:p>
@@ -1815,9 +1227,6 @@
               <w:pStyle w:val="Compact"/>
             </w:pPr>
             <w:r>
-              <w:rPr>
-                <w:lang w:val="es-ES"/>
-              </w:rPr>
               <w:t xml:space="preserve">4</w:t>
             </w:r>
           </w:p>
@@ -1829,9 +1238,6 @@
               <w:pStyle w:val="Compact"/>
             </w:pPr>
             <w:r>
-              <w:rPr>
-                <w:lang w:val="es-ES"/>
-              </w:rPr>
               <w:t xml:space="preserve">Diagnóstico de fallo físico</w:t>
             </w:r>
           </w:p>
@@ -1843,9 +1249,6 @@
               <w:pStyle w:val="Compact"/>
             </w:pPr>
             <w:r>
-              <w:rPr>
-                <w:lang w:val="es-ES"/>
-              </w:rPr>
               <w:t xml:space="preserve">1 / OSI</w:t>
             </w:r>
           </w:p>
@@ -1859,9 +1262,6 @@
               <w:pStyle w:val="Compact"/>
             </w:pPr>
             <w:r>
-              <w:rPr>
-                <w:lang w:val="es-ES"/>
-              </w:rPr>
               <w:t xml:space="preserve">5</w:t>
             </w:r>
           </w:p>
@@ -1873,9 +1273,6 @@
               <w:pStyle w:val="Compact"/>
             </w:pPr>
             <w:r>
-              <w:rPr>
-                <w:lang w:val="es-ES"/>
-              </w:rPr>
               <w:t xml:space="preserve">Simulation mode, flujo de la trama</w:t>
             </w:r>
           </w:p>
@@ -1887,9 +1284,6 @@
               <w:pStyle w:val="Compact"/>
             </w:pPr>
             <w:r>
-              <w:rPr>
-                <w:lang w:val="es-ES"/>
-              </w:rPr>
               <w:t xml:space="preserve">1–2</w:t>
             </w:r>
           </w:p>
@@ -1903,9 +1297,6 @@
               <w:pStyle w:val="Compact"/>
             </w:pPr>
             <w:r>
-              <w:rPr>
-                <w:lang w:val="es-ES"/>
-              </w:rPr>
               <w:t xml:space="preserve">6–7</w:t>
             </w:r>
           </w:p>
@@ -1917,9 +1308,6 @@
               <w:pStyle w:val="Compact"/>
             </w:pPr>
             <w:r>
-              <w:rPr>
-                <w:lang w:val="es-ES"/>
-              </w:rPr>
               <w:t xml:space="preserve">EtherType, MACs, ARP (aporte a UD3)</w:t>
             </w:r>
           </w:p>
@@ -1931,9 +1319,6 @@
               <w:pStyle w:val="Compact"/>
             </w:pPr>
             <w:r>
-              <w:rPr>
-                <w:lang w:val="es-ES"/>
-              </w:rPr>
               <w:t xml:space="preserve">2</w:t>
             </w:r>
           </w:p>
@@ -1947,9 +1332,6 @@
               <w:pStyle w:val="Compact"/>
             </w:pPr>
             <w:r>
-              <w:rPr>
-                <w:lang w:val="es-ES"/>
-              </w:rPr>
               <w:t xml:space="preserve">8</w:t>
             </w:r>
           </w:p>
@@ -1961,9 +1343,6 @@
               <w:pStyle w:val="Compact"/>
             </w:pPr>
             <w:r>
-              <w:rPr>
-                <w:lang w:val="es-ES"/>
-              </w:rPr>
               <w:t xml:space="preserve">Hub vs switch</w:t>
             </w:r>
           </w:p>
@@ -1975,9 +1354,6 @@
               <w:pStyle w:val="Compact"/>
             </w:pPr>
             <w:r>
-              <w:rPr>
-                <w:lang w:val="es-ES"/>
-              </w:rPr>
               <w:t xml:space="preserve">1–2</w:t>
             </w:r>
           </w:p>
@@ -1996,63 +1372,42 @@
         <w:pStyle w:val="FirstParagraph"/>
       </w:pPr>
       <w:r>
-        <w:rPr>
-          <w:lang w:val="es-ES"/>
-        </w:rPr>
         <w:t xml:space="preserve">📚</w:t>
       </w:r>
       <w:r>
-        <w:rPr>
-          <w:lang w:val="es-ES"/>
-        </w:rPr>
         <w:t xml:space="preserve"> </w:t>
       </w:r>
       <w:hyperlink r:id="rId18">
         <w:r>
           <w:rPr>
             <w:rStyle w:val="Hyperlink"/>
-            <w:lang w:val="es-ES"/>
           </w:rPr>
           <w:t xml:space="preserve">Volver al índice de la unidad</w:t>
         </w:r>
       </w:hyperlink>
       <w:r>
-        <w:rPr>
-          <w:lang w:val="es-ES"/>
-        </w:rPr>
-        <w:t xml:space="preserve"> </w:t>
-      </w:r>
-      <w:r>
-        <w:rPr>
-          <w:lang w:val="es-ES"/>
-        </w:rPr>
+        <w:t xml:space="preserve"> </w:t>
+      </w:r>
+      <w:r>
         <w:t xml:space="preserve">·</w:t>
       </w:r>
       <w:r>
-        <w:rPr>
-          <w:lang w:val="es-ES"/>
-        </w:rPr>
         <w:t xml:space="preserve"> </w:t>
       </w:r>
       <w:r>
         <w:rPr>
           <w:b/>
           <w:bCs/>
-          <w:lang w:val="es-ES"/>
         </w:rPr>
         <w:t xml:space="preserve">También:</w:t>
       </w:r>
       <w:r>
-        <w:rPr>
-          <w:lang w:val="es-ES"/>
-        </w:rPr>
         <w:t xml:space="preserve"> </w:t>
       </w:r>
       <w:hyperlink r:id="rId19">
         <w:r>
           <w:rPr>
             <w:rStyle w:val="Hyperlink"/>
-            <w:lang w:val="es-ES"/>
           </w:rPr>
           <w:t xml:space="preserve">Resuelto</w:t>
         </w:r>

--- a/docx/02-ethernet-cableado/boletin-U02-packettracer.docx
+++ b/docx/02-ethernet-cableado/boletin-U02-packettracer.docx
@@ -28,23 +28,23 @@
         </w:p>
       </w:sdtContent>
     </w:sdt>
-    <w:bookmarkStart w:id="9" w:name="boletín-ud2-packet-tracer"/>
+    <w:bookmarkStart w:id="9" w:name="Xf18b3ec035e3a0a46b3efed85c3b3b16adba117"/>
     <w:p>
       <w:pPr>
         <w:pStyle w:val="Heading1"/>
       </w:pPr>
       <w:r>
-        <w:t xml:space="preserve">Boletín UD2 — Packet Tracer</w:t>
+        <w:t xml:space="preserve">Boletín de Ethernet y cableado — Packet Tracer</w:t>
       </w:r>
     </w:p>
     <w:bookmarkEnd w:id="9"/>
-    <w:bookmarkStart w:id="21" w:name="boletín-ud2-packet-tracer-1"/>
+    <w:bookmarkStart w:id="21" w:name="Xb8837e100529d35c2393f5046bd26454471dc77"/>
     <w:p>
       <w:pPr>
         <w:pStyle w:val="Heading1"/>
       </w:pPr>
       <w:r>
-        <w:t xml:space="preserve">🖥️ Boletín UD2 — Packet Tracer</w:t>
+        <w:t xml:space="preserve">🖥️ Boletín de Ethernet y cableado — Packet Tracer</w:t>
       </w:r>
     </w:p>
     <w:p>
@@ -445,7 +445,7 @@
         <w:t xml:space="preserve"> </w:t>
       </w:r>
       <w:r>
-        <w:t xml:space="preserve">recuerda la regla de la UD2 (directo vs cruzado) y mira si tu versión de PT aplica Auto-MDI-X.</w:t>
+        <w:t xml:space="preserve">recuerda la regla de esta unidad (directo vs cruzado) y mira si tu versión de PT aplica Auto-MDI-X.</w:t>
       </w:r>
     </w:p>
     <w:bookmarkEnd w:id="11"/>
@@ -1080,7 +1080,7 @@
         <w:t xml:space="preserve"> </w:t>
       </w:r>
       <w:r>
-        <w:t xml:space="preserve">relaciona el resultado con los dominios de colisión y de broadcast de la UD2.</w:t>
+        <w:t xml:space="preserve">relaciona el resultado con los dominios de colisión y de broadcast ya vistos.</w:t>
       </w:r>
     </w:p>
     <w:p>
@@ -1133,7 +1133,7 @@
               <w:pStyle w:val="Compact"/>
             </w:pPr>
             <w:r>
-              <w:t xml:space="preserve">Concepto UD2</w:t>
+              <w:t xml:space="preserve">Concepto</w:t>
             </w:r>
           </w:p>
         </w:tc>
@@ -1308,7 +1308,7 @@
               <w:pStyle w:val="Compact"/>
             </w:pPr>
             <w:r>
-              <w:t xml:space="preserve">EtherType, MACs, ARP (aporte a UD3)</w:t>
+              <w:t xml:space="preserve">EtherType, MACs, ARP (aporte a la unidad siguiente)</w:t>
             </w:r>
           </w:p>
         </w:tc>

--- a/docx/02-ethernet-cableado/boletin-U02-packettracer.docx
+++ b/docx/02-ethernet-cableado/boletin-U02-packettracer.docx
@@ -882,7 +882,7 @@
         <w:t xml:space="preserve"> </w:t>
       </w:r>
       <w:r>
-        <w:t xml:space="preserve">si no ves Wireshark, en PT:</w:t>
+        <w:t xml:space="preserve">si tu PT no integra Wireshark, usa</w:t>
       </w:r>
       <w:r>
         <w:t xml:space="preserve"> </w:t>
@@ -892,13 +892,10 @@
           <w:i/>
           <w:iCs/>
         </w:rPr>
-        <w:t xml:space="preserve">Add Complex → Add Simple PDU</w:t>
-      </w:r>
-      <w:r>
-        <w:t xml:space="preserve"> </w:t>
-      </w:r>
-      <w:r>
-        <w:t xml:space="preserve">o la pestaña</w:t>
+        <w:t xml:space="preserve">Simulation mode</w:t>
+      </w:r>
+      <w:r>
+        <w:t xml:space="preserve">: haz clic en el sobre del evento → pestaña</w:t>
       </w:r>
       <w:r>
         <w:t xml:space="preserve"> </w:t>
@@ -908,13 +905,55 @@
           <w:i/>
           <w:iCs/>
         </w:rPr>
-        <w:t xml:space="preserve">Simulation</w:t>
-      </w:r>
-      <w:r>
-        <w:t xml:space="preserve"> </w:t>
-      </w:r>
-      <w:r>
-        <w:t xml:space="preserve">con detalle de capas.</w:t>
+        <w:t xml:space="preserve">Details</w:t>
+      </w:r>
+      <w:r>
+        <w:t xml:space="preserve"> </w:t>
+      </w:r>
+      <w:r>
+        <w:t xml:space="preserve">/</w:t>
+      </w:r>
+      <w:r>
+        <w:t xml:space="preserve"> </w:t>
+      </w:r>
+      <w:r>
+        <w:rPr>
+          <w:i/>
+          <w:iCs/>
+        </w:rPr>
+        <w:t xml:space="preserve">Outbound PDU details</w:t>
+      </w:r>
+      <w:r>
+        <w:t xml:space="preserve">, donde aparece la cabecera</w:t>
+      </w:r>
+      <w:r>
+        <w:t xml:space="preserve"> </w:t>
+      </w:r>
+      <w:r>
+        <w:rPr>
+          <w:i/>
+          <w:iCs/>
+        </w:rPr>
+        <w:t xml:space="preserve">Ethernet II</w:t>
+      </w:r>
+      <w:r>
+        <w:t xml:space="preserve"> </w:t>
+      </w:r>
+      <w:r>
+        <w:t xml:space="preserve">con MACs y</w:t>
+      </w:r>
+      <w:r>
+        <w:t xml:space="preserve"> </w:t>
+      </w:r>
+      <w:r>
+        <w:rPr>
+          <w:i/>
+          <w:iCs/>
+        </w:rPr>
+        <w:t xml:space="preserve">Type</w:t>
+      </w:r>
+      <w:r>
+        <w:t xml:space="preserve">.</w:t>
       </w:r>
     </w:p>
     <w:bookmarkEnd w:id="15"/>
